--- a/skills/office/assets/templates/employment-contract.docx
+++ b/skills/office/assets/templates/employment-contract.docx
@@ -733,7 +733,7 @@
       <w:jc w:val="both"/>
     </w:pPr>
     <w:rPr>
-      <w:rFonts w:ascii="맑은 고딕" w:hAnsi="맑은 고딕" w:eastAsia="맑은 고딕"/>
+      <w:rFonts w:ascii="Pretendard" w:hAnsi="Pretendard" w:eastAsia="Pretendard"/>
       <w:color w:val="1C2430"/>
       <w:sz w:val="21"/>
     </w:rPr>

--- a/skills/office/assets/templates/employment-contract.docx
+++ b/skills/office/assets/templates/employment-contract.docx
@@ -39,7 +39,12 @@
     </w:p>
     <w:p>
       <w:r>
-        <w:t>{% if endDate %}근로계약기간: {{ startDate }}부터 {{ endDate }}까지{% else %}{{ startDate }}부터 (기간의 정함이 없는 근로계약){% endif %}</w:t>
+        <w:t>근로개시일: {{ startDate }}</w:t>
+      </w:r>
+    </w:p>
+    <w:p>
+      <w:r>
+        <w:t>근로계약기간: {{ startDate }}부터 {{ endDate }}까지</w:t>
       </w:r>
     </w:p>
     <w:p>
